--- a/Projeto de Extensão - ADS 3CN - 2026.docx
+++ b/Projeto de Extensão - ADS 3CN - 2026.docx
@@ -4177,13 +4177,7 @@
         <w:rPr>
           <w:spacing w:val="-5"/>
         </w:rPr>
-        <w:t xml:space="preserve"> </w:t>
-      </w:r>
-      <w:r>
-        <w:rPr>
-          <w:spacing w:val="-5"/>
-        </w:rPr>
-        <w:t>Diagrama de Casos de Uso</w:t>
+        <w:t xml:space="preserve"> Diagrama de Casos de Uso</w:t>
       </w:r>
       <w:r>
         <w:rPr>
@@ -7034,32 +7028,22 @@
         </w:rPr>
         <w:t xml:space="preserve">Estudantes no curso de Tecnologia em Análise e Desenvolvimento de Sistemas da USCS. E-mail: </w:t>
       </w:r>
-      <w:r>
-        <w:fldChar w:fldCharType="begin"/>
-      </w:r>
-      <w:r>
-        <w:instrText>HYPERLINK "mailto:lucas.santos18@uscsonline.com.br" \h</w:instrText>
-      </w:r>
-      <w:r>
-        <w:fldChar w:fldCharType="separate"/>
-      </w:r>
-      <w:r>
-        <w:rPr>
-          <w:spacing w:val="-2"/>
+      <w:hyperlink r:id="rId10">
+        <w:r>
+          <w:rPr>
+            <w:spacing w:val="-2"/>
+            <w:sz w:val="16"/>
+          </w:rPr>
+          <w:t>lucas.santos18@uscsonline.com.br.;</w:t>
+        </w:r>
+      </w:hyperlink>
+      <w:r>
+        <w:rPr>
           <w:sz w:val="16"/>
         </w:rPr>
-        <w:t>lucas.santos18@uscsonline.com.br.;</w:t>
-      </w:r>
-      <w:r>
-        <w:fldChar w:fldCharType="end"/>
-      </w:r>
-      <w:r>
-        <w:rPr>
-          <w:sz w:val="16"/>
-        </w:rPr>
         <w:tab/>
       </w:r>
-      <w:hyperlink r:id="rId10">
+      <w:hyperlink r:id="rId11">
         <w:r>
           <w:rPr>
             <w:spacing w:val="-2"/>
@@ -7074,7 +7058,7 @@
         </w:rPr>
         <w:tab/>
       </w:r>
-      <w:hyperlink r:id="rId11">
+      <w:hyperlink r:id="rId12">
         <w:r>
           <w:rPr>
             <w:spacing w:val="-2"/>
@@ -7090,7 +7074,7 @@
         </w:rPr>
         <w:t xml:space="preserve"> </w:t>
       </w:r>
-      <w:hyperlink r:id="rId12">
+      <w:hyperlink r:id="rId13">
         <w:r>
           <w:rPr>
             <w:sz w:val="16"/>
@@ -7104,7 +7088,7 @@
         </w:rPr>
         <w:t xml:space="preserve"> </w:t>
       </w:r>
-      <w:hyperlink r:id="rId13">
+      <w:hyperlink r:id="rId14">
         <w:r>
           <w:rPr>
             <w:sz w:val="16"/>
@@ -7118,7 +7102,7 @@
         </w:rPr>
         <w:t xml:space="preserve"> </w:t>
       </w:r>
-      <w:hyperlink r:id="rId14">
+      <w:hyperlink r:id="rId15">
         <w:r>
           <w:rPr>
             <w:sz w:val="16"/>
@@ -8071,7 +8055,7 @@
                     <pic:cNvPicPr/>
                   </pic:nvPicPr>
                   <pic:blipFill>
-                    <a:blip r:embed="rId15" cstate="print"/>
+                    <a:blip r:embed="rId16" cstate="print"/>
                     <a:stretch>
                       <a:fillRect/>
                     </a:stretch>
@@ -8408,7 +8392,7 @@
                     <pic:cNvPicPr/>
                   </pic:nvPicPr>
                   <pic:blipFill>
-                    <a:blip r:embed="rId16" cstate="print"/>
+                    <a:blip r:embed="rId17" cstate="print"/>
                     <a:stretch>
                       <a:fillRect/>
                     </a:stretch>
@@ -10102,7 +10086,7 @@
                     <pic:cNvPicPr/>
                   </pic:nvPicPr>
                   <pic:blipFill>
-                    <a:blip r:embed="rId17" cstate="print"/>
+                    <a:blip r:embed="rId18" cstate="print"/>
                     <a:stretch>
                       <a:fillRect/>
                     </a:stretch>
@@ -12302,7 +12286,7 @@
           <w:noProof/>
         </w:rPr>
         <w:drawing>
-          <wp:inline distT="0" distB="0" distL="0" distR="0" wp14:anchorId="7CFC6667" wp14:editId="7B92F394">
+          <wp:inline distT="0" distB="0" distL="0" distR="0" wp14:anchorId="7CFC6667" wp14:editId="6CA32D47">
             <wp:extent cx="4505122" cy="3086578"/>
             <wp:effectExtent l="4445" t="0" r="0" b="0"/>
             <wp:docPr id="63657137" name="Imagem 5" descr="Diagrama&#10;&#10;O conteúdo gerado por IA pode estar incorreto."/>
@@ -12317,7 +12301,7 @@
                     <pic:cNvPicPr/>
                   </pic:nvPicPr>
                   <pic:blipFill>
-                    <a:blip r:embed="rId18" cstate="print">
+                    <a:blip r:embed="rId19" cstate="print">
                       <a:extLst>
                         <a:ext uri="{28A0092B-C50C-407E-A947-70E740481C1C}">
                           <a14:useLocalDpi xmlns:a14="http://schemas.microsoft.com/office/drawing/2010/main" val="0"/>
@@ -12429,7 +12413,7 @@
                     <pic:cNvPicPr/>
                   </pic:nvPicPr>
                   <pic:blipFill>
-                    <a:blip r:embed="rId19">
+                    <a:blip r:embed="rId20">
                       <a:extLst>
                         <a:ext uri="{28A0092B-C50C-407E-A947-70E740481C1C}">
                           <a14:useLocalDpi xmlns:a14="http://schemas.microsoft.com/office/drawing/2010/main" val="0"/>
@@ -12588,7 +12572,7 @@
                     <pic:cNvPicPr/>
                   </pic:nvPicPr>
                   <pic:blipFill>
-                    <a:blip r:embed="rId20"/>
+                    <a:blip r:embed="rId21"/>
                     <a:stretch>
                       <a:fillRect/>
                     </a:stretch>
@@ -15550,7 +15534,7 @@
                     <pic:cNvPicPr/>
                   </pic:nvPicPr>
                   <pic:blipFill>
-                    <a:blip r:embed="rId21"/>
+                    <a:blip r:embed="rId22"/>
                     <a:stretch>
                       <a:fillRect/>
                     </a:stretch>
@@ -15722,7 +15706,7 @@
                     <pic:cNvPicPr/>
                   </pic:nvPicPr>
                   <pic:blipFill>
-                    <a:blip r:embed="rId22"/>
+                    <a:blip r:embed="rId23"/>
                     <a:stretch>
                       <a:fillRect/>
                     </a:stretch>
@@ -23116,7 +23100,7 @@
                     <pic:cNvPicPr/>
                   </pic:nvPicPr>
                   <pic:blipFill>
-                    <a:blip r:embed="rId23"/>
+                    <a:blip r:embed="rId24"/>
                     <a:stretch>
                       <a:fillRect/>
                     </a:stretch>
@@ -23657,21 +23641,7 @@
         <w:rPr>
           <w:lang w:val="pt-BR"/>
         </w:rPr>
-        <w:t>. Disponível em: &lt;https://www.totvs.com/blog/</w:t>
-      </w:r>
-      <w:proofErr w:type="spellStart"/>
-      <w:r>
-        <w:rPr>
-          <w:lang w:val="pt-BR"/>
-        </w:rPr>
-        <w:t>negocios</w:t>
-      </w:r>
-      <w:proofErr w:type="spellEnd"/>
-      <w:r>
-        <w:rPr>
-          <w:lang w:val="pt-BR"/>
-        </w:rPr>
-        <w:t>/modelagem-de-dados/&gt;. Acesso em: 23 nov. 2025.</w:t>
+        <w:t>. Disponível em: &lt;https://www.totvs.com/blog/negocios/modelagem-de-dados/&gt;. Acesso em: 23 nov. 2025.</w:t>
       </w:r>
     </w:p>
     <w:p>
@@ -23735,55 +23705,103 @@
           <w:iCs/>
           <w:lang w:val="pt-BR"/>
         </w:rPr>
-        <w:t xml:space="preserve">MDN Web </w:t>
-      </w:r>
-      <w:proofErr w:type="spellStart"/>
+        <w:t>MDN Web Docs: HTML, CSS e JavaScript</w:t>
+      </w:r>
+      <w:r>
+        <w:rPr>
+          <w:lang w:val="pt-BR"/>
+        </w:rPr>
+        <w:t>. Disponível em: &lt;https://developer.mozilla.org/pt-BR/&gt;. Acesso em: 23 nov. 2025.</w:t>
+      </w:r>
+    </w:p>
+    <w:p>
+      <w:pPr>
+        <w:pStyle w:val="Corpodetexto"/>
+        <w:spacing w:before="101" w:line="288" w:lineRule="auto"/>
+        <w:ind w:left="425"/>
+        <w:rPr>
+          <w:lang w:val="pt-BR"/>
+        </w:rPr>
+      </w:pPr>
+      <w:r>
+        <w:rPr>
+          <w:lang w:val="pt-BR"/>
+        </w:rPr>
+        <w:t xml:space="preserve">FACEBOOK. </w:t>
+      </w:r>
       <w:r>
         <w:rPr>
           <w:i/>
           <w:iCs/>
           <w:lang w:val="pt-BR"/>
         </w:rPr>
-        <w:t>Docs</w:t>
-      </w:r>
-      <w:proofErr w:type="spellEnd"/>
+        <w:t>React – Uma biblioteca JavaScript para criar interfaces de usuário</w:t>
+      </w:r>
+      <w:r>
+        <w:rPr>
+          <w:lang w:val="pt-BR"/>
+        </w:rPr>
+        <w:t>. Disponível em: &lt;https://react.dev/&gt;. Acesso em: 23 nov. 2025.</w:t>
+      </w:r>
+    </w:p>
+    <w:p>
+      <w:pPr>
+        <w:pStyle w:val="Corpodetexto"/>
+        <w:spacing w:before="101" w:line="288" w:lineRule="auto"/>
+        <w:ind w:left="425"/>
+        <w:rPr>
+          <w:lang w:val="pt-BR"/>
+        </w:rPr>
+      </w:pPr>
+      <w:r>
+        <w:rPr>
+          <w:lang w:val="pt-BR"/>
+        </w:rPr>
+        <w:t xml:space="preserve">PHP GROUP. </w:t>
+      </w:r>
       <w:r>
         <w:rPr>
           <w:i/>
           <w:iCs/>
           <w:lang w:val="pt-BR"/>
         </w:rPr>
-        <w:t xml:space="preserve">: HTML, CSS e </w:t>
-      </w:r>
-      <w:proofErr w:type="spellStart"/>
+        <w:t>Manual do PHP</w:t>
+      </w:r>
+      <w:r>
+        <w:rPr>
+          <w:lang w:val="pt-BR"/>
+        </w:rPr>
+        <w:t>. Disponível em: &lt;https://www.php.net/manual/pt_BR/index.php&gt;. Acesso em: 23 nov. 2025.</w:t>
+      </w:r>
+    </w:p>
+    <w:p>
+      <w:pPr>
+        <w:pStyle w:val="Corpodetexto"/>
+        <w:spacing w:before="101" w:line="288" w:lineRule="auto"/>
+        <w:ind w:left="425"/>
+        <w:rPr>
+          <w:lang w:val="pt-BR"/>
+        </w:rPr>
+      </w:pPr>
+      <w:r>
+        <w:rPr>
+          <w:lang w:val="pt-BR"/>
+        </w:rPr>
+        <w:t xml:space="preserve">PYTHON SOFTWARE FOUNDATION. </w:t>
+      </w:r>
       <w:r>
         <w:rPr>
           <w:i/>
           <w:iCs/>
           <w:lang w:val="pt-BR"/>
         </w:rPr>
-        <w:t>JavaScript</w:t>
-      </w:r>
-      <w:proofErr w:type="spellEnd"/>
+        <w:t>Python 3.14.0 Documentation</w:t>
+      </w:r>
       <w:r>
         <w:rPr>
           <w:lang w:val="pt-BR"/>
         </w:rPr>
-        <w:t>. Disponível em: &lt;https://developer.mozilla.org/</w:t>
-      </w:r>
-      <w:proofErr w:type="spellStart"/>
-      <w:r>
-        <w:rPr>
-          <w:lang w:val="pt-BR"/>
-        </w:rPr>
-        <w:t>pt</w:t>
-      </w:r>
-      <w:proofErr w:type="spellEnd"/>
-      <w:r>
-        <w:rPr>
-          <w:lang w:val="pt-BR"/>
-        </w:rPr>
-        <w:t>-BR/&gt;. Acesso em: 23 nov. 2025.</w:t>
+        <w:t>. Disponível em: &lt;https://docs.python.org/pt-br/3/&gt;. Acesso em: 23 nov. 2025.</w:t>
       </w:r>
     </w:p>
     <w:p>
@@ -23799,283 +23817,51 @@
         <w:rPr>
           <w:lang w:val="pt-BR"/>
         </w:rPr>
-        <w:t xml:space="preserve">FACEBOOK. </w:t>
-      </w:r>
-      <w:proofErr w:type="spellStart"/>
+        <w:t xml:space="preserve">ORACLE. </w:t>
+      </w:r>
       <w:r>
         <w:rPr>
           <w:i/>
           <w:iCs/>
           <w:lang w:val="pt-BR"/>
         </w:rPr>
-        <w:t>React</w:t>
-      </w:r>
-      <w:proofErr w:type="spellEnd"/>
+        <w:t>MySQL Documentation</w:t>
+      </w:r>
+      <w:r>
+        <w:rPr>
+          <w:lang w:val="pt-BR"/>
+        </w:rPr>
+        <w:t>. Disponível em: &lt;https://dev.mysql.com/doc/&gt;. Acesso em: 23 nov. 2025.</w:t>
+      </w:r>
+    </w:p>
+    <w:p>
+      <w:pPr>
+        <w:pStyle w:val="Corpodetexto"/>
+        <w:spacing w:before="101" w:line="288" w:lineRule="auto"/>
+        <w:ind w:left="425"/>
+        <w:rPr>
+          <w:lang w:val="pt-BR"/>
+        </w:rPr>
+      </w:pPr>
+      <w:r>
+        <w:rPr>
+          <w:lang w:val="pt-BR"/>
+        </w:rPr>
+        <w:t xml:space="preserve">MONGODB INC. </w:t>
+      </w:r>
       <w:r>
         <w:rPr>
           <w:i/>
           <w:iCs/>
           <w:lang w:val="pt-BR"/>
         </w:rPr>
-        <w:t xml:space="preserve"> – Uma biblioteca </w:t>
-      </w:r>
-      <w:proofErr w:type="spellStart"/>
-      <w:r>
-        <w:rPr>
-          <w:i/>
-          <w:iCs/>
+        <w:t>Documentação do MongoDB</w:t>
+      </w:r>
+      <w:r>
+        <w:rPr>
           <w:lang w:val="pt-BR"/>
         </w:rPr>
-        <w:t>JavaScript</w:t>
-      </w:r>
-      <w:proofErr w:type="spellEnd"/>
-      <w:r>
-        <w:rPr>
-          <w:i/>
-          <w:iCs/>
-          <w:lang w:val="pt-BR"/>
-        </w:rPr>
-        <w:t xml:space="preserve"> para criar interfaces de usuário</w:t>
-      </w:r>
-      <w:r>
-        <w:rPr>
-          <w:lang w:val="pt-BR"/>
-        </w:rPr>
-        <w:t>. Disponível em: &lt;https://react.dev/&gt;. Acesso em: 23 nov. 2025.</w:t>
-      </w:r>
-    </w:p>
-    <w:p>
-      <w:pPr>
-        <w:pStyle w:val="Corpodetexto"/>
-        <w:spacing w:before="101" w:line="288" w:lineRule="auto"/>
-        <w:ind w:left="425"/>
-        <w:rPr>
-          <w:lang w:val="pt-BR"/>
-        </w:rPr>
-      </w:pPr>
-      <w:r>
-        <w:rPr>
-          <w:lang w:val="pt-BR"/>
-        </w:rPr>
-        <w:t xml:space="preserve">PHP GROUP. </w:t>
-      </w:r>
-      <w:r>
-        <w:rPr>
-          <w:i/>
-          <w:iCs/>
-          <w:lang w:val="pt-BR"/>
-        </w:rPr>
-        <w:t>Manual do PHP</w:t>
-      </w:r>
-      <w:r>
-        <w:rPr>
-          <w:lang w:val="pt-BR"/>
-        </w:rPr>
-        <w:t>. Disponível em: &lt;https://www.php.net/manual/</w:t>
-      </w:r>
-      <w:proofErr w:type="spellStart"/>
-      <w:r>
-        <w:rPr>
-          <w:lang w:val="pt-BR"/>
-        </w:rPr>
-        <w:t>pt_BR</w:t>
-      </w:r>
-      <w:proofErr w:type="spellEnd"/>
-      <w:r>
-        <w:rPr>
-          <w:lang w:val="pt-BR"/>
-        </w:rPr>
-        <w:t>/</w:t>
-      </w:r>
-      <w:proofErr w:type="spellStart"/>
-      <w:r>
-        <w:rPr>
-          <w:lang w:val="pt-BR"/>
-        </w:rPr>
-        <w:t>index.php</w:t>
-      </w:r>
-      <w:proofErr w:type="spellEnd"/>
-      <w:r>
-        <w:rPr>
-          <w:lang w:val="pt-BR"/>
-        </w:rPr>
-        <w:t>&gt;. Acesso em: 23 nov. 2025.</w:t>
-      </w:r>
-    </w:p>
-    <w:p>
-      <w:pPr>
-        <w:pStyle w:val="Corpodetexto"/>
-        <w:spacing w:before="101" w:line="288" w:lineRule="auto"/>
-        <w:ind w:left="425"/>
-        <w:rPr>
-          <w:lang w:val="pt-BR"/>
-        </w:rPr>
-      </w:pPr>
-      <w:r>
-        <w:rPr>
-          <w:lang w:val="pt-BR"/>
-        </w:rPr>
-        <w:t xml:space="preserve">PYTHON SOFTWARE FOUNDATION. </w:t>
-      </w:r>
-      <w:r>
-        <w:rPr>
-          <w:i/>
-          <w:iCs/>
-          <w:lang w:val="pt-BR"/>
-        </w:rPr>
-        <w:t xml:space="preserve">Python 3.14.0 </w:t>
-      </w:r>
-      <w:proofErr w:type="spellStart"/>
-      <w:r>
-        <w:rPr>
-          <w:i/>
-          <w:iCs/>
-          <w:lang w:val="pt-BR"/>
-        </w:rPr>
-        <w:t>Documentation</w:t>
-      </w:r>
-      <w:proofErr w:type="spellEnd"/>
-      <w:r>
-        <w:rPr>
-          <w:lang w:val="pt-BR"/>
-        </w:rPr>
-        <w:t>. Disponível em: &lt;https://docs.python.org/</w:t>
-      </w:r>
-      <w:proofErr w:type="spellStart"/>
-      <w:r>
-        <w:rPr>
-          <w:lang w:val="pt-BR"/>
-        </w:rPr>
-        <w:t>pt-br</w:t>
-      </w:r>
-      <w:proofErr w:type="spellEnd"/>
-      <w:r>
-        <w:rPr>
-          <w:lang w:val="pt-BR"/>
-        </w:rPr>
-        <w:t>/3/&gt;. Acesso em: 23 nov. 2025.</w:t>
-      </w:r>
-    </w:p>
-    <w:p>
-      <w:pPr>
-        <w:pStyle w:val="Corpodetexto"/>
-        <w:spacing w:before="101" w:line="288" w:lineRule="auto"/>
-        <w:ind w:left="425"/>
-        <w:rPr>
-          <w:lang w:val="pt-BR"/>
-        </w:rPr>
-      </w:pPr>
-      <w:r>
-        <w:rPr>
-          <w:lang w:val="pt-BR"/>
-        </w:rPr>
-        <w:t xml:space="preserve">ORACLE. </w:t>
-      </w:r>
-      <w:r>
-        <w:rPr>
-          <w:i/>
-          <w:iCs/>
-          <w:lang w:val="pt-BR"/>
-        </w:rPr>
-        <w:t xml:space="preserve">MySQL </w:t>
-      </w:r>
-      <w:proofErr w:type="spellStart"/>
-      <w:r>
-        <w:rPr>
-          <w:i/>
-          <w:iCs/>
-          <w:lang w:val="pt-BR"/>
-        </w:rPr>
-        <w:t>Documentation</w:t>
-      </w:r>
-      <w:proofErr w:type="spellEnd"/>
-      <w:r>
-        <w:rPr>
-          <w:lang w:val="pt-BR"/>
-        </w:rPr>
-        <w:t>. Disponível em: &lt;https://dev.mysql.com/</w:t>
-      </w:r>
-      <w:proofErr w:type="spellStart"/>
-      <w:r>
-        <w:rPr>
-          <w:lang w:val="pt-BR"/>
-        </w:rPr>
-        <w:t>doc</w:t>
-      </w:r>
-      <w:proofErr w:type="spellEnd"/>
-      <w:r>
-        <w:rPr>
-          <w:lang w:val="pt-BR"/>
-        </w:rPr>
-        <w:t>/&gt;. Acesso em: 23 nov. 2025.</w:t>
-      </w:r>
-    </w:p>
-    <w:p>
-      <w:pPr>
-        <w:pStyle w:val="Corpodetexto"/>
-        <w:spacing w:before="101" w:line="288" w:lineRule="auto"/>
-        <w:ind w:left="425"/>
-        <w:rPr>
-          <w:lang w:val="pt-BR"/>
-        </w:rPr>
-      </w:pPr>
-      <w:r>
-        <w:rPr>
-          <w:lang w:val="pt-BR"/>
-        </w:rPr>
-        <w:t xml:space="preserve">MONGODB INC. </w:t>
-      </w:r>
-      <w:r>
-        <w:rPr>
-          <w:i/>
-          <w:iCs/>
-          <w:lang w:val="pt-BR"/>
-        </w:rPr>
-        <w:t xml:space="preserve">Documentação do </w:t>
-      </w:r>
-      <w:proofErr w:type="spellStart"/>
-      <w:r>
-        <w:rPr>
-          <w:i/>
-          <w:iCs/>
-          <w:lang w:val="pt-BR"/>
-        </w:rPr>
-        <w:t>MongoDB</w:t>
-      </w:r>
-      <w:proofErr w:type="spellEnd"/>
-      <w:r>
-        <w:rPr>
-          <w:lang w:val="pt-BR"/>
-        </w:rPr>
-        <w:t>. Disponível em: &lt;https://www.mongodb.com/</w:t>
-      </w:r>
-      <w:proofErr w:type="spellStart"/>
-      <w:r>
-        <w:rPr>
-          <w:lang w:val="pt-BR"/>
-        </w:rPr>
-        <w:t>pt-br</w:t>
-      </w:r>
-      <w:proofErr w:type="spellEnd"/>
-      <w:r>
-        <w:rPr>
-          <w:lang w:val="pt-BR"/>
-        </w:rPr>
-        <w:t>/</w:t>
-      </w:r>
-      <w:proofErr w:type="spellStart"/>
-      <w:r>
-        <w:rPr>
-          <w:lang w:val="pt-BR"/>
-        </w:rPr>
-        <w:t>docs</w:t>
-      </w:r>
-      <w:proofErr w:type="spellEnd"/>
-      <w:r>
-        <w:rPr>
-          <w:lang w:val="pt-BR"/>
-        </w:rPr>
-        <w:t>/&gt;. Acesso em: 23 nov. 2025.</w:t>
+        <w:t>. Disponível em: &lt;https://www.mongodb.com/pt-br/docs/&gt;. Acesso em: 23 nov. 2025.</w:t>
       </w:r>
     </w:p>
     <w:p>
@@ -25517,6 +25303,13 @@
             </w:r>
             <w:r>
               <w:rPr>
+                <w:w w:val="110"/>
+                <w:sz w:val="24"/>
+              </w:rPr>
+              <w:t>/2025</w:t>
+            </w:r>
+            <w:r>
+              <w:rPr>
                 <w:spacing w:val="-15"/>
                 <w:w w:val="110"/>
                 <w:sz w:val="24"/>
@@ -27381,7 +27174,7 @@
                     <pic:cNvPicPr/>
                   </pic:nvPicPr>
                   <pic:blipFill>
-                    <a:blip r:embed="rId24"/>
+                    <a:blip r:embed="rId25"/>
                     <a:stretch>
                       <a:fillRect/>
                     </a:stretch>
@@ -38579,6 +38372,7 @@
   <w:style w:type="character" w:default="1" w:styleId="Fontepargpadro">
     <w:name w:val="Default Paragraph Font"/>
     <w:uiPriority w:val="1"/>
+    <w:semiHidden/>
     <w:unhideWhenUsed/>
   </w:style>
   <w:style w:type="table" w:default="1" w:styleId="Tabelanormal">
